--- a/rapports/2026-06-06/EQ24/EQ24_sup_v2/DR_033202050192/99-05-18-23.docx
+++ b/rapports/2026-06-06/EQ24/EQ24_sup_v2/DR_033202050192/99-05-18-23.docx
@@ -297,7 +297,7 @@
           <w:color w:val="1F6FEB"/>
           <w:sz w:val="22"/>
         </w:rPr>
-        <w:t>⚠ INCOHÉRENCES À CORRIGER (39)</w:t>
+        <w:t>⚠ INCOHÉRENCES À CORRIGER (31)</w:t>
       </w:r>
     </w:p>
     <w:tbl>
@@ -396,96 +396,6 @@
                 <w:sz w:val="16"/>
               </w:rPr>
               <w:t>Message / action</w:t>
-            </w:r>
-          </w:p>
-        </w:tc>
-      </w:tr>
-      <w:tr>
-        <w:tc>
-          <w:tcPr>
-            <w:tcW w:type="dxa" w:w="964"/>
-          </w:tcPr>
-          <w:p>
-            <w:r>
-              <w:rPr>
-                <w:b/>
-                <w:i w:val="0"/>
-                <w:color w:val="DC2626"/>
-                <w:sz w:val="16"/>
-              </w:rPr>
-              <w:t>Haute</w:t>
-            </w:r>
-          </w:p>
-        </w:tc>
-        <w:tc>
-          <w:tcPr>
-            <w:tcW w:type="dxa" w:w="1247"/>
-          </w:tcPr>
-          <w:p>
-            <w:r>
-              <w:rPr>
-                <w:b/>
-                <w:i w:val="0"/>
-                <w:sz w:val="16"/>
-              </w:rPr>
-              <w:t>S01</w:t>
-              <w:br/>
-            </w:r>
-            <w:r>
-              <w:rPr>
-                <w:b w:val="0"/>
-                <w:i w:val="0"/>
-                <w:color w:val="64748B"/>
-                <w:sz w:val="14"/>
-              </w:rPr>
-              <w:t>Démographie</w:t>
-            </w:r>
-          </w:p>
-        </w:tc>
-        <w:tc>
-          <w:tcPr>
-            <w:tcW w:type="dxa" w:w="1531"/>
-          </w:tcPr>
-          <w:p>
-            <w:r>
-              <w:rPr>
-                <w:b/>
-                <w:i w:val="0"/>
-                <w:color w:val="16A34A"/>
-                <w:sz w:val="16"/>
-              </w:rPr>
-              <w:t>s01q39</w:t>
-            </w:r>
-          </w:p>
-        </w:tc>
-        <w:tc>
-          <w:tcPr>
-            <w:tcW w:type="dxa" w:w="1191"/>
-          </w:tcPr>
-          <w:p>
-            <w:r>
-              <w:rPr>
-                <w:b w:val="0"/>
-                <w:i w:val="0"/>
-                <w:color w:val="64748B"/>
-                <w:sz w:val="16"/>
-              </w:rPr>
-              <w:t>GT-CQ</w:t>
-            </w:r>
-          </w:p>
-        </w:tc>
-        <w:tc>
-          <w:tcPr>
-            <w:tcW w:type="dxa" w:w="4706"/>
-          </w:tcPr>
-          <w:p>
-            <w:r>
-              <w:rPr>
-                <w:b w:val="0"/>
-                <w:i w:val="0"/>
-                <w:sz w:val="17"/>
-              </w:rPr>
-              <w:t>Incoherence! NDEYE SALL dispose d'un téléphone portable à s01q39, donc la raison évoquée ne peut pas être (ne dispose pas d'appareil).</w:t>
             </w:r>
           </w:p>
         </w:tc>
@@ -756,6 +666,96 @@
                 <w:sz w:val="17"/>
               </w:rPr>
               <w:t>Incoherence! MOUSSA CISSE a declaré que le secteur institutionnel de sa mère est Ménage alors que la mère elle-même declare comme secteur institutionnel Entreprise Privée au niveau de la section 4b.</w:t>
+            </w:r>
+          </w:p>
+        </w:tc>
+      </w:tr>
+      <w:tr>
+        <w:tc>
+          <w:tcPr>
+            <w:tcW w:type="dxa" w:w="964"/>
+          </w:tcPr>
+          <w:p>
+            <w:r>
+              <w:rPr>
+                <w:b/>
+                <w:i w:val="0"/>
+                <w:color w:val="DC2626"/>
+                <w:sz w:val="16"/>
+              </w:rPr>
+              <w:t>Haute</w:t>
+            </w:r>
+          </w:p>
+        </w:tc>
+        <w:tc>
+          <w:tcPr>
+            <w:tcW w:type="dxa" w:w="1247"/>
+          </w:tcPr>
+          <w:p>
+            <w:r>
+              <w:rPr>
+                <w:b/>
+                <w:i w:val="0"/>
+                <w:sz w:val="16"/>
+              </w:rPr>
+              <w:t>S01</w:t>
+              <w:br/>
+            </w:r>
+            <w:r>
+              <w:rPr>
+                <w:b w:val="0"/>
+                <w:i w:val="0"/>
+                <w:color w:val="64748B"/>
+                <w:sz w:val="14"/>
+              </w:rPr>
+              <w:t>Démographie</w:t>
+            </w:r>
+          </w:p>
+        </w:tc>
+        <w:tc>
+          <w:tcPr>
+            <w:tcW w:type="dxa" w:w="1531"/>
+          </w:tcPr>
+          <w:p>
+            <w:r>
+              <w:rPr>
+                <w:b/>
+                <w:i w:val="0"/>
+                <w:color w:val="16A34A"/>
+                <w:sz w:val="16"/>
+              </w:rPr>
+              <w:t>s01q39</w:t>
+            </w:r>
+          </w:p>
+        </w:tc>
+        <w:tc>
+          <w:tcPr>
+            <w:tcW w:type="dxa" w:w="1191"/>
+          </w:tcPr>
+          <w:p>
+            <w:r>
+              <w:rPr>
+                <w:b w:val="0"/>
+                <w:i w:val="0"/>
+                <w:color w:val="64748B"/>
+                <w:sz w:val="16"/>
+              </w:rPr>
+              <w:t>GT-CQ</w:t>
+            </w:r>
+          </w:p>
+        </w:tc>
+        <w:tc>
+          <w:tcPr>
+            <w:tcW w:type="dxa" w:w="4706"/>
+          </w:tcPr>
+          <w:p>
+            <w:r>
+              <w:rPr>
+                <w:b w:val="0"/>
+                <w:i w:val="0"/>
+                <w:sz w:val="17"/>
+              </w:rPr>
+              <w:t>Incoherence! NDEYE SALL dispose d'un téléphone portable à s01q39, donc la raison évoquée ne peut pas être (ne dispose pas d'appareil).</w:t>
             </w:r>
           </w:p>
         </w:tc>
@@ -1264,186 +1264,6 @@
                 <w:color w:val="16A34A"/>
                 <w:sz w:val="16"/>
               </w:rPr>
-              <w:t>s00q27, s01q03a, s01q03b, s01q03c, s01q00b</w:t>
-            </w:r>
-          </w:p>
-        </w:tc>
-        <w:tc>
-          <w:tcPr>
-            <w:tcW w:type="dxa" w:w="1191"/>
-          </w:tcPr>
-          <w:p>
-            <w:r>
-              <w:rPr>
-                <w:b w:val="0"/>
-                <w:i w:val="0"/>
-                <w:color w:val="64748B"/>
-                <w:sz w:val="16"/>
-              </w:rPr>
-              <w:t>GT-CQ</w:t>
-            </w:r>
-          </w:p>
-        </w:tc>
-        <w:tc>
-          <w:tcPr>
-            <w:tcW w:type="dxa" w:w="4706"/>
-          </w:tcPr>
-          <w:p>
-            <w:r>
-              <w:rPr>
-                <w:b w:val="0"/>
-                <w:i w:val="0"/>
-                <w:sz w:val="17"/>
-              </w:rPr>
-              <w:t>Les informations sur l'acte de naissance (ni Jours, ni mois et ni années) de  AWA DIOP  manquent, s'il vous plait pouvez-vous fournir d'effort pour avoir ces informations.</w:t>
-            </w:r>
-          </w:p>
-        </w:tc>
-      </w:tr>
-      <w:tr>
-        <w:tc>
-          <w:tcPr>
-            <w:tcW w:type="dxa" w:w="964"/>
-          </w:tcPr>
-          <w:p>
-            <w:r>
-              <w:rPr>
-                <w:b/>
-                <w:i w:val="0"/>
-                <w:color w:val="EA580C"/>
-                <w:sz w:val="16"/>
-              </w:rPr>
-              <w:t>Moyenne</w:t>
-            </w:r>
-          </w:p>
-        </w:tc>
-        <w:tc>
-          <w:tcPr>
-            <w:tcW w:type="dxa" w:w="1247"/>
-          </w:tcPr>
-          <w:p>
-            <w:r>
-              <w:rPr>
-                <w:b/>
-                <w:i w:val="0"/>
-                <w:sz w:val="16"/>
-              </w:rPr>
-              <w:t>S01</w:t>
-              <w:br/>
-            </w:r>
-            <w:r>
-              <w:rPr>
-                <w:b w:val="0"/>
-                <w:i w:val="0"/>
-                <w:color w:val="64748B"/>
-                <w:sz w:val="14"/>
-              </w:rPr>
-              <w:t>Démographie</w:t>
-            </w:r>
-          </w:p>
-        </w:tc>
-        <w:tc>
-          <w:tcPr>
-            <w:tcW w:type="dxa" w:w="1531"/>
-          </w:tcPr>
-          <w:p>
-            <w:r>
-              <w:rPr>
-                <w:b/>
-                <w:i w:val="0"/>
-                <w:color w:val="16A34A"/>
-                <w:sz w:val="16"/>
-              </w:rPr>
-              <w:t>s00q27, s01q03a, s01q03b, s01q03c, s01q00b</w:t>
-            </w:r>
-          </w:p>
-        </w:tc>
-        <w:tc>
-          <w:tcPr>
-            <w:tcW w:type="dxa" w:w="1191"/>
-          </w:tcPr>
-          <w:p>
-            <w:r>
-              <w:rPr>
-                <w:b w:val="0"/>
-                <w:i w:val="0"/>
-                <w:color w:val="64748B"/>
-                <w:sz w:val="16"/>
-              </w:rPr>
-              <w:t>GT-CQ</w:t>
-            </w:r>
-          </w:p>
-        </w:tc>
-        <w:tc>
-          <w:tcPr>
-            <w:tcW w:type="dxa" w:w="4706"/>
-          </w:tcPr>
-          <w:p>
-            <w:r>
-              <w:rPr>
-                <w:b w:val="0"/>
-                <w:i w:val="0"/>
-                <w:sz w:val="17"/>
-              </w:rPr>
-              <w:t>Les informations sur l'acte de naissance (ni Jours, ni mois et ni années) de  MAMADOU LAMINE DIENG  manquent, s'il vous plait pouvez-vous fournir d'effort pour avoir ces informations.</w:t>
-            </w:r>
-          </w:p>
-        </w:tc>
-      </w:tr>
-      <w:tr>
-        <w:tc>
-          <w:tcPr>
-            <w:tcW w:type="dxa" w:w="964"/>
-          </w:tcPr>
-          <w:p>
-            <w:r>
-              <w:rPr>
-                <w:b/>
-                <w:i w:val="0"/>
-                <w:color w:val="EA580C"/>
-                <w:sz w:val="16"/>
-              </w:rPr>
-              <w:t>Moyenne</w:t>
-            </w:r>
-          </w:p>
-        </w:tc>
-        <w:tc>
-          <w:tcPr>
-            <w:tcW w:type="dxa" w:w="1247"/>
-          </w:tcPr>
-          <w:p>
-            <w:r>
-              <w:rPr>
-                <w:b/>
-                <w:i w:val="0"/>
-                <w:sz w:val="16"/>
-              </w:rPr>
-              <w:t>S01</w:t>
-              <w:br/>
-            </w:r>
-            <w:r>
-              <w:rPr>
-                <w:b w:val="0"/>
-                <w:i w:val="0"/>
-                <w:color w:val="64748B"/>
-                <w:sz w:val="14"/>
-              </w:rPr>
-              <w:t>Démographie</w:t>
-            </w:r>
-          </w:p>
-        </w:tc>
-        <w:tc>
-          <w:tcPr>
-            <w:tcW w:type="dxa" w:w="1531"/>
-          </w:tcPr>
-          <w:p>
-            <w:r>
-              <w:rPr>
-                <w:b/>
-                <w:i w:val="0"/>
-                <w:color w:val="16A34A"/>
-                <w:sz w:val="16"/>
-              </w:rPr>
               <w:t>—</w:t>
             </w:r>
           </w:p>
@@ -1476,186 +1296,6 @@
                 <w:sz w:val="17"/>
               </w:rPr>
               <w:t>Prière de verifier l'information donnée par MAMADOU LAMINE DIENG ou corriger au niveau de la section 1.</w:t>
-            </w:r>
-          </w:p>
-        </w:tc>
-      </w:tr>
-      <w:tr>
-        <w:tc>
-          <w:tcPr>
-            <w:tcW w:type="dxa" w:w="964"/>
-          </w:tcPr>
-          <w:p>
-            <w:r>
-              <w:rPr>
-                <w:b/>
-                <w:i w:val="0"/>
-                <w:color w:val="EA580C"/>
-                <w:sz w:val="16"/>
-              </w:rPr>
-              <w:t>Moyenne</w:t>
-            </w:r>
-          </w:p>
-        </w:tc>
-        <w:tc>
-          <w:tcPr>
-            <w:tcW w:type="dxa" w:w="1247"/>
-          </w:tcPr>
-          <w:p>
-            <w:r>
-              <w:rPr>
-                <w:b/>
-                <w:i w:val="0"/>
-                <w:sz w:val="16"/>
-              </w:rPr>
-              <w:t>S01</w:t>
-              <w:br/>
-            </w:r>
-            <w:r>
-              <w:rPr>
-                <w:b w:val="0"/>
-                <w:i w:val="0"/>
-                <w:color w:val="64748B"/>
-                <w:sz w:val="14"/>
-              </w:rPr>
-              <w:t>Démographie</w:t>
-            </w:r>
-          </w:p>
-        </w:tc>
-        <w:tc>
-          <w:tcPr>
-            <w:tcW w:type="dxa" w:w="1531"/>
-          </w:tcPr>
-          <w:p>
-            <w:r>
-              <w:rPr>
-                <w:b/>
-                <w:i w:val="0"/>
-                <w:color w:val="16A34A"/>
-                <w:sz w:val="16"/>
-              </w:rPr>
-              <w:t>s00q27, s01q03a, s01q03b, s01q03c, s01q00b</w:t>
-            </w:r>
-          </w:p>
-        </w:tc>
-        <w:tc>
-          <w:tcPr>
-            <w:tcW w:type="dxa" w:w="1191"/>
-          </w:tcPr>
-          <w:p>
-            <w:r>
-              <w:rPr>
-                <w:b w:val="0"/>
-                <w:i w:val="0"/>
-                <w:color w:val="64748B"/>
-                <w:sz w:val="16"/>
-              </w:rPr>
-              <w:t>GT-CQ</w:t>
-            </w:r>
-          </w:p>
-        </w:tc>
-        <w:tc>
-          <w:tcPr>
-            <w:tcW w:type="dxa" w:w="4706"/>
-          </w:tcPr>
-          <w:p>
-            <w:r>
-              <w:rPr>
-                <w:b w:val="0"/>
-                <w:i w:val="0"/>
-                <w:sz w:val="17"/>
-              </w:rPr>
-              <w:t>Les informations sur l'acte de naissance (ni Jours, ni mois et ni années) de  MAME DIARRA DIAW  manquent, s'il vous plait pouvez-vous fournir d'effort pour avoir ces informations.</w:t>
-            </w:r>
-          </w:p>
-        </w:tc>
-      </w:tr>
-      <w:tr>
-        <w:tc>
-          <w:tcPr>
-            <w:tcW w:type="dxa" w:w="964"/>
-          </w:tcPr>
-          <w:p>
-            <w:r>
-              <w:rPr>
-                <w:b/>
-                <w:i w:val="0"/>
-                <w:color w:val="EA580C"/>
-                <w:sz w:val="16"/>
-              </w:rPr>
-              <w:t>Moyenne</w:t>
-            </w:r>
-          </w:p>
-        </w:tc>
-        <w:tc>
-          <w:tcPr>
-            <w:tcW w:type="dxa" w:w="1247"/>
-          </w:tcPr>
-          <w:p>
-            <w:r>
-              <w:rPr>
-                <w:b/>
-                <w:i w:val="0"/>
-                <w:sz w:val="16"/>
-              </w:rPr>
-              <w:t>S01</w:t>
-              <w:br/>
-            </w:r>
-            <w:r>
-              <w:rPr>
-                <w:b w:val="0"/>
-                <w:i w:val="0"/>
-                <w:color w:val="64748B"/>
-                <w:sz w:val="14"/>
-              </w:rPr>
-              <w:t>Démographie</w:t>
-            </w:r>
-          </w:p>
-        </w:tc>
-        <w:tc>
-          <w:tcPr>
-            <w:tcW w:type="dxa" w:w="1531"/>
-          </w:tcPr>
-          <w:p>
-            <w:r>
-              <w:rPr>
-                <w:b/>
-                <w:i w:val="0"/>
-                <w:color w:val="16A34A"/>
-                <w:sz w:val="16"/>
-              </w:rPr>
-              <w:t>s00q27, s01q03a, s01q03b, s01q03c, s01q00b</w:t>
-            </w:r>
-          </w:p>
-        </w:tc>
-        <w:tc>
-          <w:tcPr>
-            <w:tcW w:type="dxa" w:w="1191"/>
-          </w:tcPr>
-          <w:p>
-            <w:r>
-              <w:rPr>
-                <w:b w:val="0"/>
-                <w:i w:val="0"/>
-                <w:color w:val="64748B"/>
-                <w:sz w:val="16"/>
-              </w:rPr>
-              <w:t>GT-CQ</w:t>
-            </w:r>
-          </w:p>
-        </w:tc>
-        <w:tc>
-          <w:tcPr>
-            <w:tcW w:type="dxa" w:w="4706"/>
-          </w:tcPr>
-          <w:p>
-            <w:r>
-              <w:rPr>
-                <w:b w:val="0"/>
-                <w:i w:val="0"/>
-                <w:sz w:val="17"/>
-              </w:rPr>
-              <w:t>Les informations sur l'acte de naissance (ni Jours, ni mois et ni années) de  MOR DIENG  manquent, s'il vous plait pouvez-vous fournir d'effort pour avoir ces informations.</w:t>
             </w:r>
           </w:p>
         </w:tc>
@@ -1804,96 +1444,6 @@
                 <w:color w:val="16A34A"/>
                 <w:sz w:val="16"/>
               </w:rPr>
-              <w:t>s00q27, s01q03a, s01q03b, s01q03c, s01q00b</w:t>
-            </w:r>
-          </w:p>
-        </w:tc>
-        <w:tc>
-          <w:tcPr>
-            <w:tcW w:type="dxa" w:w="1191"/>
-          </w:tcPr>
-          <w:p>
-            <w:r>
-              <w:rPr>
-                <w:b w:val="0"/>
-                <w:i w:val="0"/>
-                <w:color w:val="64748B"/>
-                <w:sz w:val="16"/>
-              </w:rPr>
-              <w:t>GT-CQ</w:t>
-            </w:r>
-          </w:p>
-        </w:tc>
-        <w:tc>
-          <w:tcPr>
-            <w:tcW w:type="dxa" w:w="4706"/>
-          </w:tcPr>
-          <w:p>
-            <w:r>
-              <w:rPr>
-                <w:b w:val="0"/>
-                <w:i w:val="0"/>
-                <w:sz w:val="17"/>
-              </w:rPr>
-              <w:t>Les informations sur l'acte de naissance (ni Jours, ni mois et ni années) de  MOUSSA CISSE  manquent, s'il vous plait pouvez-vous fournir d'effort pour avoir ces informations.</w:t>
-            </w:r>
-          </w:p>
-        </w:tc>
-      </w:tr>
-      <w:tr>
-        <w:tc>
-          <w:tcPr>
-            <w:tcW w:type="dxa" w:w="964"/>
-          </w:tcPr>
-          <w:p>
-            <w:r>
-              <w:rPr>
-                <w:b/>
-                <w:i w:val="0"/>
-                <w:color w:val="EA580C"/>
-                <w:sz w:val="16"/>
-              </w:rPr>
-              <w:t>Moyenne</w:t>
-            </w:r>
-          </w:p>
-        </w:tc>
-        <w:tc>
-          <w:tcPr>
-            <w:tcW w:type="dxa" w:w="1247"/>
-          </w:tcPr>
-          <w:p>
-            <w:r>
-              <w:rPr>
-                <w:b/>
-                <w:i w:val="0"/>
-                <w:sz w:val="16"/>
-              </w:rPr>
-              <w:t>S01</w:t>
-              <w:br/>
-            </w:r>
-            <w:r>
-              <w:rPr>
-                <w:b w:val="0"/>
-                <w:i w:val="0"/>
-                <w:color w:val="64748B"/>
-                <w:sz w:val="14"/>
-              </w:rPr>
-              <w:t>Démographie</w:t>
-            </w:r>
-          </w:p>
-        </w:tc>
-        <w:tc>
-          <w:tcPr>
-            <w:tcW w:type="dxa" w:w="1531"/>
-          </w:tcPr>
-          <w:p>
-            <w:r>
-              <w:rPr>
-                <w:b/>
-                <w:i w:val="0"/>
-                <w:color w:val="16A34A"/>
-                <w:sz w:val="16"/>
-              </w:rPr>
               <w:t>—</w:t>
             </w:r>
           </w:p>
@@ -1926,276 +1476,6 @@
                 <w:sz w:val="17"/>
               </w:rPr>
               <w:t>Prière de verifier l'information donnée par MOUSSA CISSE ou corriger au niveau de la section 1.</w:t>
-            </w:r>
-          </w:p>
-        </w:tc>
-      </w:tr>
-      <w:tr>
-        <w:tc>
-          <w:tcPr>
-            <w:tcW w:type="dxa" w:w="964"/>
-          </w:tcPr>
-          <w:p>
-            <w:r>
-              <w:rPr>
-                <w:b/>
-                <w:i w:val="0"/>
-                <w:color w:val="EA580C"/>
-                <w:sz w:val="16"/>
-              </w:rPr>
-              <w:t>Moyenne</w:t>
-            </w:r>
-          </w:p>
-        </w:tc>
-        <w:tc>
-          <w:tcPr>
-            <w:tcW w:type="dxa" w:w="1247"/>
-          </w:tcPr>
-          <w:p>
-            <w:r>
-              <w:rPr>
-                <w:b/>
-                <w:i w:val="0"/>
-                <w:sz w:val="16"/>
-              </w:rPr>
-              <w:t>S01</w:t>
-              <w:br/>
-            </w:r>
-            <w:r>
-              <w:rPr>
-                <w:b w:val="0"/>
-                <w:i w:val="0"/>
-                <w:color w:val="64748B"/>
-                <w:sz w:val="14"/>
-              </w:rPr>
-              <w:t>Démographie</w:t>
-            </w:r>
-          </w:p>
-        </w:tc>
-        <w:tc>
-          <w:tcPr>
-            <w:tcW w:type="dxa" w:w="1531"/>
-          </w:tcPr>
-          <w:p>
-            <w:r>
-              <w:rPr>
-                <w:b/>
-                <w:i w:val="0"/>
-                <w:color w:val="16A34A"/>
-                <w:sz w:val="16"/>
-              </w:rPr>
-              <w:t>s00q27, s01q03a, s01q03b, s01q03c, s01q00b</w:t>
-            </w:r>
-          </w:p>
-        </w:tc>
-        <w:tc>
-          <w:tcPr>
-            <w:tcW w:type="dxa" w:w="1191"/>
-          </w:tcPr>
-          <w:p>
-            <w:r>
-              <w:rPr>
-                <w:b w:val="0"/>
-                <w:i w:val="0"/>
-                <w:color w:val="64748B"/>
-                <w:sz w:val="16"/>
-              </w:rPr>
-              <w:t>GT-CQ</w:t>
-            </w:r>
-          </w:p>
-        </w:tc>
-        <w:tc>
-          <w:tcPr>
-            <w:tcW w:type="dxa" w:w="4706"/>
-          </w:tcPr>
-          <w:p>
-            <w:r>
-              <w:rPr>
-                <w:b w:val="0"/>
-                <w:i w:val="0"/>
-                <w:sz w:val="17"/>
-              </w:rPr>
-              <w:t>Les informations sur l'acte de naissance (ni Jours, ni mois et ni années) de  MOUSSA DIOP  manquent, s'il vous plait pouvez-vous fournir d'effort pour avoir ces informations.</w:t>
-            </w:r>
-          </w:p>
-        </w:tc>
-      </w:tr>
-      <w:tr>
-        <w:tc>
-          <w:tcPr>
-            <w:tcW w:type="dxa" w:w="964"/>
-          </w:tcPr>
-          <w:p>
-            <w:r>
-              <w:rPr>
-                <w:b/>
-                <w:i w:val="0"/>
-                <w:color w:val="EA580C"/>
-                <w:sz w:val="16"/>
-              </w:rPr>
-              <w:t>Moyenne</w:t>
-            </w:r>
-          </w:p>
-        </w:tc>
-        <w:tc>
-          <w:tcPr>
-            <w:tcW w:type="dxa" w:w="1247"/>
-          </w:tcPr>
-          <w:p>
-            <w:r>
-              <w:rPr>
-                <w:b/>
-                <w:i w:val="0"/>
-                <w:sz w:val="16"/>
-              </w:rPr>
-              <w:t>S01</w:t>
-              <w:br/>
-            </w:r>
-            <w:r>
-              <w:rPr>
-                <w:b w:val="0"/>
-                <w:i w:val="0"/>
-                <w:color w:val="64748B"/>
-                <w:sz w:val="14"/>
-              </w:rPr>
-              <w:t>Démographie</w:t>
-            </w:r>
-          </w:p>
-        </w:tc>
-        <w:tc>
-          <w:tcPr>
-            <w:tcW w:type="dxa" w:w="1531"/>
-          </w:tcPr>
-          <w:p>
-            <w:r>
-              <w:rPr>
-                <w:b/>
-                <w:i w:val="0"/>
-                <w:color w:val="16A34A"/>
-                <w:sz w:val="16"/>
-              </w:rPr>
-              <w:t>s00q27, s01q03a, s01q03b, s01q03c, s01q00b</w:t>
-            </w:r>
-          </w:p>
-        </w:tc>
-        <w:tc>
-          <w:tcPr>
-            <w:tcW w:type="dxa" w:w="1191"/>
-          </w:tcPr>
-          <w:p>
-            <w:r>
-              <w:rPr>
-                <w:b w:val="0"/>
-                <w:i w:val="0"/>
-                <w:color w:val="64748B"/>
-                <w:sz w:val="16"/>
-              </w:rPr>
-              <w:t>GT-CQ</w:t>
-            </w:r>
-          </w:p>
-        </w:tc>
-        <w:tc>
-          <w:tcPr>
-            <w:tcW w:type="dxa" w:w="4706"/>
-          </w:tcPr>
-          <w:p>
-            <w:r>
-              <w:rPr>
-                <w:b w:val="0"/>
-                <w:i w:val="0"/>
-                <w:sz w:val="17"/>
-              </w:rPr>
-              <w:t>Les informations sur l'acte de naissance (ni Jours, ni mois et ni années) de  MOUSSA DIOP 2  manquent, s'il vous plait pouvez-vous fournir d'effort pour avoir ces informations.</w:t>
-            </w:r>
-          </w:p>
-        </w:tc>
-      </w:tr>
-      <w:tr>
-        <w:tc>
-          <w:tcPr>
-            <w:tcW w:type="dxa" w:w="964"/>
-          </w:tcPr>
-          <w:p>
-            <w:r>
-              <w:rPr>
-                <w:b/>
-                <w:i w:val="0"/>
-                <w:color w:val="EA580C"/>
-                <w:sz w:val="16"/>
-              </w:rPr>
-              <w:t>Moyenne</w:t>
-            </w:r>
-          </w:p>
-        </w:tc>
-        <w:tc>
-          <w:tcPr>
-            <w:tcW w:type="dxa" w:w="1247"/>
-          </w:tcPr>
-          <w:p>
-            <w:r>
-              <w:rPr>
-                <w:b/>
-                <w:i w:val="0"/>
-                <w:sz w:val="16"/>
-              </w:rPr>
-              <w:t>S01</w:t>
-              <w:br/>
-            </w:r>
-            <w:r>
-              <w:rPr>
-                <w:b w:val="0"/>
-                <w:i w:val="0"/>
-                <w:color w:val="64748B"/>
-                <w:sz w:val="14"/>
-              </w:rPr>
-              <w:t>Démographie</w:t>
-            </w:r>
-          </w:p>
-        </w:tc>
-        <w:tc>
-          <w:tcPr>
-            <w:tcW w:type="dxa" w:w="1531"/>
-          </w:tcPr>
-          <w:p>
-            <w:r>
-              <w:rPr>
-                <w:b/>
-                <w:i w:val="0"/>
-                <w:color w:val="16A34A"/>
-                <w:sz w:val="16"/>
-              </w:rPr>
-              <w:t>s01q04a, s01q03b</w:t>
-            </w:r>
-          </w:p>
-        </w:tc>
-        <w:tc>
-          <w:tcPr>
-            <w:tcW w:type="dxa" w:w="1191"/>
-          </w:tcPr>
-          <w:p>
-            <w:r>
-              <w:rPr>
-                <w:b w:val="0"/>
-                <w:i w:val="0"/>
-                <w:color w:val="64748B"/>
-                <w:sz w:val="16"/>
-              </w:rPr>
-              <w:t>GT-CQ</w:t>
-            </w:r>
-          </w:p>
-        </w:tc>
-        <w:tc>
-          <w:tcPr>
-            <w:tcW w:type="dxa" w:w="4706"/>
-          </w:tcPr>
-          <w:p>
-            <w:r>
-              <w:rPr>
-                <w:b w:val="0"/>
-                <w:i w:val="0"/>
-                <w:sz w:val="17"/>
-              </w:rPr>
-              <w:t>Le mois de l'enfant ( MOUSSA DIOP 2 ) n'est pas connu mais vous avez declaré en s01q04a le nombre de mois, prière de changer NSP au niveau de s01q03b.</w:t>
             </w:r>
           </w:p>
         </w:tc>
@@ -3275,7 +2555,7 @@
                 <w:i w:val="0"/>
                 <w:sz w:val="17"/>
               </w:rPr>
-              <w:t>Avertissement!!! NDEYE SALL a 62 ans et vit en milieu urbain dit n'avoir pas dépensé (0 Fcfa) ou reçu en cadeau pour les recharges internet ou de forfaits de données mobiles(hors appels vocaux) aucours des 30 derniers jours, prière de confirmer cette information auprès de l'enquêté ou confirmer avec le QG.</w:t>
+              <w:t>Avertissement!!! MOUSSA DIOP a 75 ans et vit en milieu urbain dit n'avoir pas dépensé (0 Fcfa) ou reçu en cadeau pour les recharges internet ou de forfaits de données mobiles(hors appels vocaux) aucours des 30 derniers jours, prière de confirmer cette information auprès de l'enquêté ou confirmer avec le QG.</w:t>
             </w:r>
           </w:p>
         </w:tc>
@@ -3365,7 +2645,7 @@
                 <w:i w:val="0"/>
                 <w:sz w:val="17"/>
               </w:rPr>
-              <w:t>Avertissement!!! MOUSSA DIOP a 75 ans et vit en milieu urbain dit n'avoir pas dépensé (0 Fcfa) ou reçu en cadeau pour les recharges internet ou de forfaits de données mobiles(hors appels vocaux) aucours des 30 derniers jours, prière de confirmer cette information auprès de l'enquêté ou confirmer avec le QG.</w:t>
+              <w:t>Avertissement!!! NDEYE SALL a 62 ans et vit en milieu urbain dit n'avoir pas dépensé (0 Fcfa) ou reçu en cadeau pour les recharges internet ou de forfaits de données mobiles(hors appels vocaux) aucours des 30 derniers jours, prière de confirmer cette information auprès de l'enquêté ou confirmer avec le QG.</w:t>
             </w:r>
           </w:p>
         </w:tc>
